--- a/オフィス移転_EARTH昭和町ビル/output/04_利益相反取引承認_株主総会議事録_Golder_Monde.docx
+++ b/オフィス移転_EARTH昭和町ビル/output/04_利益相反取引承認_株主総会議事録_Golder_Monde.docx
@@ -29,7 +29,7 @@
           <w:sz w:val="18"/>
           <w:szCs w:val="18"/>
         </w:rPr>
-        <w:t xml:space="preserve">株式会社Golderと株式会社Mondeは代表取締役が同一人（辰己 逸奎）であるため、両社間の合意解約書の締結は会社法第356条第1項第2号（取締役会設置会社の場合は第365条第1項）の利益相反取引に該当し、各社で承認決議が必要です。本書は取締役会非設置会社を前提とした株主総会議事録のひな形です。取締役会設置会社の場合は取締役会議事録（当該取締役は特別利害関係人として議決に加わらない）に読み替えてください。株主が辰己氏1名のみの会社では、株主総会の開催に代えて会社法第319条の書面決議（株主全員の同意書）とすることもできます。なお、株式会社Mondeの株式は株主名簿上は辰己氏名義ですが実質的所有者は髙比康充氏であるため（別途「覚書」第3条参照）、Monde側の承認にあたっては髙比氏の同意を得たうえで決議し、議事録の出席者欄に髙比氏を実質株主（オブザーバー）として記載しておくことを推奨します。</w:t>
+        <w:t xml:space="preserve">株式会社Golderと株式会社Mondeは代表取締役が同一人（辰己 逸奎）であるため、両社間の合意解約書の締結は会社法第356条第1項第2号（取締役会設置会社の場合は第365条第1項）の利益相反取引に該当し、各社で承認決議が必要です。本書は取締役会非設置会社を前提とした株主総会議事録のひな形です。取締役会設置会社の場合は取締役会議事録（当該取締役は特別利害関係人として議決に加わらない）に読み替えてください。株主が辰己氏1名のみの会社では、株主総会の開催に代えて会社法第319条の書面決議（株主全員の同意書）とすることもできます。なお、株式会社Mondeの株式は株主名簿上は辰己氏名義ですが実質的所有者は髙比康充氏であるため（別途「名義株に関する確認書」参照）、Monde側の承認にあたっては髙比氏の同意を得たうえで決議し、議事録の出席者欄に髙比氏を実質株主（オブザーバー）として記載しておくことを推奨します。</w:t>
       </w:r>
     </w:p>
     <w:p>

--- a/オフィス移転_EARTH昭和町ビル/output/04_利益相反取引承認_株主総会議事録_Golder_Monde.docx
+++ b/オフィス移転_EARTH昭和町ビル/output/04_利益相反取引承認_株主総会議事録_Golder_Monde.docx
@@ -856,7 +856,7 @@
           <w:sz w:val="21"/>
           <w:szCs w:val="21"/>
         </w:rPr>
-        <w:t xml:space="preserve">議長・議事録作成者　代表取締役　辰己 逸奎　　　　　　　㊞</w:t>
+        <w:t xml:space="preserve">議長・議事録作成者　代表取締役　辰己 逸奎　　　　　　　印</w:t>
       </w:r>
     </w:p>
     <w:p>
@@ -1701,7 +1701,7 @@
           <w:sz w:val="21"/>
           <w:szCs w:val="21"/>
         </w:rPr>
-        <w:t xml:space="preserve">議長・議事録作成者　代表取締役　辰己 逸奎　　　　　　　㊞</w:t>
+        <w:t xml:space="preserve">議長・議事録作成者　代表取締役　辰己 逸奎　　　　　　　印</w:t>
       </w:r>
     </w:p>
     <w:p>

--- a/オフィス移転_EARTH昭和町ビル/output/04_利益相反取引承認_株主総会議事録_Golder_Monde.docx
+++ b/オフィス移転_EARTH昭和町ビル/output/04_利益相反取引承認_株主総会議事録_Golder_Monde.docx
@@ -29,7 +29,7 @@
           <w:sz w:val="18"/>
           <w:szCs w:val="18"/>
         </w:rPr>
-        <w:t xml:space="preserve">株式会社Golderと株式会社Mondeは代表取締役が同一人（辰己 逸奎）であるため、両社間の合意解約書の締結は会社法第356条第1項第2号（取締役会設置会社の場合は第365条第1項）の利益相反取引に該当し、各社で承認決議が必要です。本書は取締役会非設置会社を前提とした株主総会議事録のひな形です。取締役会設置会社の場合は取締役会議事録（当該取締役は特別利害関係人として議決に加わらない）に読み替えてください。株主が辰己氏1名のみの会社では、株主総会の開催に代えて会社法第319条の書面決議（株主全員の同意書）とすることもできます。なお、株式会社Mondeの株式は株主名簿上は辰己氏名義ですが実質的所有者は髙比康充氏であるため（別途「名義株に関する確認書」参照）、Monde側の承認にあたっては髙比氏の同意を得たうえで決議し、議事録の出席者欄に髙比氏を実質株主（オブザーバー）として記載しておくことを推奨します。</w:t>
+        <w:t xml:space="preserve">株式会社Golderと株式会社Mondeは代表取締役が同一人（辰己 逸奎）であるため、両社間の合意解約書の締結は会社法第356条第1項第2号（取締役会設置会社の場合は第365条第1項）の利益相反取引に該当し、各社で承認決議が必要です。同様に、両社と髙比康充氏の三者で締結する「連帯保証人の交代及びオフィス退去に関する覚書」（Mondeが退去費用を分担する内容）も両社間の利益相反取引に当たるため、第2号議案として併せて承認します。将来、Mondeが2階の共同利用に参加する同意書を締結する場合も同様の承認が必要です。本書は取締役会非設置会社を前提とした株主総会議事録のひな形です。取締役会設置会社の場合は取締役会議事録（当該取締役は特別利害関係人として議決に加わらない）に読み替えてください。株主が辰己氏1名のみの会社では、株主総会の開催に代えて会社法第319条の書面決議（株主全員の同意書）とすることもできます。なお、株式会社Mondeの株式は株主名簿上は辰己氏名義ですが実質的所有者は髙比康充氏であるため（別途「名義株に関する確認書」参照）、Monde側の承認にあたっては髙比氏の同意を得たうえで決議し、議事録の出席者欄に髙比氏を実質株主（オブザーバー）として記載しておくことを推奨します。</w:t>
       </w:r>
     </w:p>
     <w:p>
@@ -759,6 +759,67 @@
     </w:p>
     <w:p>
       <w:pPr>
+        <w:spacing w:after="80" w:before="240" w:line="320"/>
+        <w:jc w:val="left"/>
+      </w:pPr>
+      <w:r>
+        <w:rPr>
+          <w:rFonts w:ascii="ＭＳ ゴシック" w:cs="ＭＳ ゴシック" w:eastAsia="ＭＳ ゴシック" w:hAnsi="ＭＳ ゴシック"/>
+          <w:b/>
+          <w:bCs/>
+          <w:sz w:val="21"/>
+          <w:szCs w:val="21"/>
+        </w:rPr>
+        <w:t xml:space="preserve">第2号議案　利益相反取引承認の件（株式会社Monde及び髙比康充との「連帯保証人の交代及びオフィス退去に関する覚書」の締結）</w:t>
+      </w:r>
+    </w:p>
+    <w:p>
+      <w:pPr>
+        <w:spacing w:after="100" w:before="0" w:line="320"/>
+        <w:ind w:firstLine="210"/>
+        <w:jc w:val="left"/>
+      </w:pPr>
+      <w:r>
+        <w:rPr>
+          <w:rFonts w:ascii="ＭＳ 明朝" w:cs="ＭＳ 明朝" w:eastAsia="ＭＳ 明朝" w:hAnsi="ＭＳ 明朝"/>
+          <w:sz w:val="21"/>
+          <w:szCs w:val="21"/>
+        </w:rPr>
+        <w:t xml:space="preserve">議長は、株式会社GolderがEARTH昭和町ビル2階について締結する事業用賃貸借契約に関し、当会社が株式会社Monde及び同契約の連帯保証人である髙比康充との間で「連帯保証人の交代及びオフィス退去に関する覚書」（当会社が退去費用を株式会社Mondeと分担して負担すること等を内容とするもの）を締結したい旨を述べ、その内容を別紙のとおり説明した。</w:t>
+      </w:r>
+    </w:p>
+    <w:p>
+      <w:pPr>
+        <w:spacing w:after="100" w:before="0" w:line="320"/>
+        <w:ind w:firstLine="210"/>
+        <w:jc w:val="left"/>
+      </w:pPr>
+      <w:r>
+        <w:rPr>
+          <w:rFonts w:ascii="ＭＳ 明朝" w:cs="ＭＳ 明朝" w:eastAsia="ＭＳ 明朝" w:hAnsi="ＭＳ 明朝"/>
+          <w:sz w:val="21"/>
+          <w:szCs w:val="21"/>
+        </w:rPr>
+        <w:t xml:space="preserve">議長は、本取引についても、当会社の代表取締役 辰己 逸奎が株式会社Mondeの代表取締役を兼任しているため会社法第356条第1項に定める利益相反取引に該当することから、重要な事実を開示したうえで承認を求める旨を述べた。</w:t>
+      </w:r>
+    </w:p>
+    <w:p>
+      <w:pPr>
+        <w:spacing w:after="100" w:before="0" w:line="320"/>
+        <w:ind w:firstLine="210"/>
+        <w:jc w:val="left"/>
+      </w:pPr>
+      <w:r>
+        <w:rPr>
+          <w:rFonts w:ascii="ＭＳ 明朝" w:cs="ＭＳ 明朝" w:eastAsia="ＭＳ 明朝" w:hAnsi="ＭＳ 明朝"/>
+          <w:sz w:val="21"/>
+          <w:szCs w:val="21"/>
+        </w:rPr>
+        <w:t xml:space="preserve">議長が本議案の承認を議場に諮ったところ、出席株主の議決権の過半数の賛成をもって、原案どおり承認可決された。</w:t>
+      </w:r>
+    </w:p>
+    <w:p>
+      <w:pPr>
         <w:spacing w:after="0" w:before="0" w:line="320"/>
         <w:jc w:val="left"/>
       </w:pPr>
@@ -884,7 +945,7 @@
           <w:sz w:val="20"/>
           <w:szCs w:val="20"/>
         </w:rPr>
-        <w:t xml:space="preserve">別紙：事務所共同利用に関する同意書の合意解約書（案）</w:t>
+        <w:t xml:space="preserve">別紙：①事務所共同利用に関する同意書の合意解約書（案）　②連帯保証人の交代及びオフィス退去に関する覚書（案）</w:t>
       </w:r>
     </w:p>
     <w:p>
@@ -1604,6 +1665,67 @@
     </w:p>
     <w:p>
       <w:pPr>
+        <w:spacing w:after="80" w:before="240" w:line="320"/>
+        <w:jc w:val="left"/>
+      </w:pPr>
+      <w:r>
+        <w:rPr>
+          <w:rFonts w:ascii="ＭＳ ゴシック" w:cs="ＭＳ ゴシック" w:eastAsia="ＭＳ ゴシック" w:hAnsi="ＭＳ ゴシック"/>
+          <w:b/>
+          <w:bCs/>
+          <w:sz w:val="21"/>
+          <w:szCs w:val="21"/>
+        </w:rPr>
+        <w:t xml:space="preserve">第2号議案　利益相反取引承認の件（株式会社Golder及び髙比康充との「連帯保証人の交代及びオフィス退去に関する覚書」の締結）</w:t>
+      </w:r>
+    </w:p>
+    <w:p>
+      <w:pPr>
+        <w:spacing w:after="100" w:before="0" w:line="320"/>
+        <w:ind w:firstLine="210"/>
+        <w:jc w:val="left"/>
+      </w:pPr>
+      <w:r>
+        <w:rPr>
+          <w:rFonts w:ascii="ＭＳ 明朝" w:cs="ＭＳ 明朝" w:eastAsia="ＭＳ 明朝" w:hAnsi="ＭＳ 明朝"/>
+          <w:sz w:val="21"/>
+          <w:szCs w:val="21"/>
+        </w:rPr>
+        <w:t xml:space="preserve">議長は、株式会社GolderがEARTH昭和町ビル2階について締結する事業用賃貸借契約に関し、当会社が株式会社Golder及び同契約の連帯保証人である髙比康充との間で「連帯保証人の交代及びオフィス退去に関する覚書」（当会社が株式会社Golderの退去費用を分担して負担すること等を内容とするもの）を締結したい旨を述べ、その内容を別紙のとおり説明した。</w:t>
+      </w:r>
+    </w:p>
+    <w:p>
+      <w:pPr>
+        <w:spacing w:after="100" w:before="0" w:line="320"/>
+        <w:ind w:firstLine="210"/>
+        <w:jc w:val="left"/>
+      </w:pPr>
+      <w:r>
+        <w:rPr>
+          <w:rFonts w:ascii="ＭＳ 明朝" w:cs="ＭＳ 明朝" w:eastAsia="ＭＳ 明朝" w:hAnsi="ＭＳ 明朝"/>
+          <w:sz w:val="21"/>
+          <w:szCs w:val="21"/>
+        </w:rPr>
+        <w:t xml:space="preserve">議長は、本取引についても、当会社の代表取締役 辰己 逸奎が株式会社Golderの代表取締役を兼任しているため会社法第356条第1項に定める利益相反取引に該当することから、重要な事実を開示したうえで承認を求める旨を述べた。</w:t>
+      </w:r>
+    </w:p>
+    <w:p>
+      <w:pPr>
+        <w:spacing w:after="100" w:before="0" w:line="320"/>
+        <w:ind w:firstLine="210"/>
+        <w:jc w:val="left"/>
+      </w:pPr>
+      <w:r>
+        <w:rPr>
+          <w:rFonts w:ascii="ＭＳ 明朝" w:cs="ＭＳ 明朝" w:eastAsia="ＭＳ 明朝" w:hAnsi="ＭＳ 明朝"/>
+          <w:sz w:val="21"/>
+          <w:szCs w:val="21"/>
+        </w:rPr>
+        <w:t xml:space="preserve">議長が本議案の承認を議場に諮ったところ、出席株主の議決権の過半数の賛成をもって、原案どおり承認可決された。</w:t>
+      </w:r>
+    </w:p>
+    <w:p>
+      <w:pPr>
         <w:spacing w:after="0" w:before="0" w:line="320"/>
         <w:jc w:val="left"/>
       </w:pPr>
@@ -1729,7 +1851,7 @@
           <w:sz w:val="20"/>
           <w:szCs w:val="20"/>
         </w:rPr>
-        <w:t xml:space="preserve">別紙：事務所共同利用に関する同意書の合意解約書（案）</w:t>
+        <w:t xml:space="preserve">別紙：①事務所共同利用に関する同意書の合意解約書（案）　②連帯保証人の交代及びオフィス退去に関する覚書（案）</w:t>
       </w:r>
     </w:p>
     <w:sectPr>

--- a/オフィス移転_EARTH昭和町ビル/output/04_利益相反取引承認_株主総会議事録_Golder_Monde.docx
+++ b/オフィス移転_EARTH昭和町ビル/output/04_利益相反取引承認_株主総会議事録_Golder_Monde.docx
@@ -29,7 +29,7 @@
           <w:sz w:val="18"/>
           <w:szCs w:val="18"/>
         </w:rPr>
-        <w:t xml:space="preserve">株式会社Golderと株式会社Mondeは代表取締役が同一人（辰己 逸奎）であるため、両社間の合意解約書の締結は会社法第356条第1項第2号（取締役会設置会社の場合は第365条第1項）の利益相反取引に該当し、各社で承認決議が必要です。同様に、両社と髙比康充氏の三者で締結する「連帯保証人の交代及びオフィス退去に関する覚書」（Mondeが退去費用を分担する内容）も両社間の利益相反取引に当たるため、第2号議案として併せて承認します。将来、Mondeが2階の共同利用に参加する同意書を締結する場合も同様の承認が必要です。本書は取締役会非設置会社を前提とした株主総会議事録のひな形です。取締役会設置会社の場合は取締役会議事録（当該取締役は特別利害関係人として議決に加わらない）に読み替えてください。株主が辰己氏1名のみの会社では、株主総会の開催に代えて会社法第319条の書面決議（株主全員の同意書）とすることもできます。なお、株式会社Mondeの株式は株主名簿上は辰己氏名義ですが実質的所有者は髙比康充氏であるため（別途「名義株に関する確認書」参照）、Monde側の承認にあたっては髙比氏の同意を得たうえで決議し、議事録の出席者欄に髙比氏を実質株主（オブザーバー）として記載しておくことを推奨します。</w:t>
+        <w:t xml:space="preserve">株式会社Golderと株式会社Mondeは代表取締役が同一人（辰己 逸奎）であるため、両社が当事者となる「事務所共同利用に関する同意書の合意解約書」（1階の共同利用の終了）の締結は、会社法第356条第1項第2号（取締役会設置会社の場合は第365条第1項）の利益相反取引に該当し、各社で承認決議が必要です。株式会社Mondeは本件移転に伴い別の事務所へ移転し、2階の共同利用には参加しないため、2階に関する「連帯保証人の交代及びオフィス退去に関する覚書」（Golder・髙比康充・セリーヌライフ）及び「事務所共同利用に関する同意書（2階）」（Golder・壮大・セリーヌライフ）はいずれもMondeを当事者とせず、承認の対象外です。本書は取締役会非設置会社を前提とした株主総会議事録のひな形です。取締役会設置会社の場合は取締役会議事録（当該取締役は特別利害関係人として議決に加わらない）に読み替えてください。株主が辰己氏1名のみの会社では、株主総会の開催に代えて会社法第319条の書面決議（株主全員の同意書）とすることもできます。なお、株式会社Mondeの株式は株主名簿上は辰己氏名義ですが実質的所有者は髙比康充氏であるため（別途「名義株に関する確認書」参照）、Monde側の承認にあたっては髙比氏の同意を得たうえで決議し、議事録の出席者欄に髙比氏を実質株主（オブザーバー）として記載しておくことを推奨します。</w:t>
       </w:r>
     </w:p>
     <w:p>
@@ -754,68 +754,7 @@
           <w:sz w:val="21"/>
           <w:szCs w:val="21"/>
         </w:rPr>
-        <w:t xml:space="preserve">なお、本合意解約書は、甲が名義人となる同一内容の合意を他の共同利用当事者との間でも同時に行うものであり、当会社と株式会社Mondeとの間の条件は他の当事者と同一であることが確認された。</w:t>
-      </w:r>
-    </w:p>
-    <w:p>
-      <w:pPr>
-        <w:spacing w:after="80" w:before="240" w:line="320"/>
-        <w:jc w:val="left"/>
-      </w:pPr>
-      <w:r>
-        <w:rPr>
-          <w:rFonts w:ascii="ＭＳ ゴシック" w:cs="ＭＳ ゴシック" w:eastAsia="ＭＳ ゴシック" w:hAnsi="ＭＳ ゴシック"/>
-          <w:b/>
-          <w:bCs/>
-          <w:sz w:val="21"/>
-          <w:szCs w:val="21"/>
-        </w:rPr>
-        <w:t xml:space="preserve">第2号議案　利益相反取引承認の件（株式会社Monde及び髙比康充との「連帯保証人の交代及びオフィス退去に関する覚書」の締結）</w:t>
-      </w:r>
-    </w:p>
-    <w:p>
-      <w:pPr>
-        <w:spacing w:after="100" w:before="0" w:line="320"/>
-        <w:ind w:firstLine="210"/>
-        <w:jc w:val="left"/>
-      </w:pPr>
-      <w:r>
-        <w:rPr>
-          <w:rFonts w:ascii="ＭＳ 明朝" w:cs="ＭＳ 明朝" w:eastAsia="ＭＳ 明朝" w:hAnsi="ＭＳ 明朝"/>
-          <w:sz w:val="21"/>
-          <w:szCs w:val="21"/>
-        </w:rPr>
-        <w:t xml:space="preserve">議長は、株式会社GolderがEARTH昭和町ビル2階について締結する事業用賃貸借契約に関し、当会社が株式会社Monde及び同契約の連帯保証人である髙比康充との間で「連帯保証人の交代及びオフィス退去に関する覚書」（当会社が退去費用を株式会社Mondeと分担して負担すること等を内容とするもの）を締結したい旨を述べ、その内容を別紙のとおり説明した。</w:t>
-      </w:r>
-    </w:p>
-    <w:p>
-      <w:pPr>
-        <w:spacing w:after="100" w:before="0" w:line="320"/>
-        <w:ind w:firstLine="210"/>
-        <w:jc w:val="left"/>
-      </w:pPr>
-      <w:r>
-        <w:rPr>
-          <w:rFonts w:ascii="ＭＳ 明朝" w:cs="ＭＳ 明朝" w:eastAsia="ＭＳ 明朝" w:hAnsi="ＭＳ 明朝"/>
-          <w:sz w:val="21"/>
-          <w:szCs w:val="21"/>
-        </w:rPr>
-        <w:t xml:space="preserve">議長は、本取引についても、当会社の代表取締役 辰己 逸奎が株式会社Mondeの代表取締役を兼任しているため会社法第356条第1項に定める利益相反取引に該当することから、重要な事実を開示したうえで承認を求める旨を述べた。</w:t>
-      </w:r>
-    </w:p>
-    <w:p>
-      <w:pPr>
-        <w:spacing w:after="100" w:before="0" w:line="320"/>
-        <w:ind w:firstLine="210"/>
-        <w:jc w:val="left"/>
-      </w:pPr>
-      <w:r>
-        <w:rPr>
-          <w:rFonts w:ascii="ＭＳ 明朝" w:cs="ＭＳ 明朝" w:eastAsia="ＭＳ 明朝" w:hAnsi="ＭＳ 明朝"/>
-          <w:sz w:val="21"/>
-          <w:szCs w:val="21"/>
-        </w:rPr>
-        <w:t xml:space="preserve">議長が本議案の承認を議場に諮ったところ、出席株主の議決権の過半数の賛成をもって、原案どおり承認可決された。</w:t>
+        <w:t xml:space="preserve">なお、本合意解約書は、甲が名義人となる同一内容の合意を他の共同利用当事者との間でも同時に行うものであり、当会社と株式会社Mondeとの間の条件は、他の当事者（株式会社壮大及び株式会社セリーヌライフ）との間の条件と同一であることが確認された。</w:t>
       </w:r>
     </w:p>
     <w:p>
@@ -945,7 +884,7 @@
           <w:sz w:val="20"/>
           <w:szCs w:val="20"/>
         </w:rPr>
-        <w:t xml:space="preserve">別紙：①事務所共同利用に関する同意書の合意解約書（案）　②連帯保証人の交代及びオフィス退去に関する覚書（案）</w:t>
+        <w:t xml:space="preserve">別紙：事務所共同利用に関する同意書の合意解約書（案）</w:t>
       </w:r>
     </w:p>
     <w:p>
@@ -1665,67 +1604,6 @@
     </w:p>
     <w:p>
       <w:pPr>
-        <w:spacing w:after="80" w:before="240" w:line="320"/>
-        <w:jc w:val="left"/>
-      </w:pPr>
-      <w:r>
-        <w:rPr>
-          <w:rFonts w:ascii="ＭＳ ゴシック" w:cs="ＭＳ ゴシック" w:eastAsia="ＭＳ ゴシック" w:hAnsi="ＭＳ ゴシック"/>
-          <w:b/>
-          <w:bCs/>
-          <w:sz w:val="21"/>
-          <w:szCs w:val="21"/>
-        </w:rPr>
-        <w:t xml:space="preserve">第2号議案　利益相反取引承認の件（株式会社Golder及び髙比康充との「連帯保証人の交代及びオフィス退去に関する覚書」の締結）</w:t>
-      </w:r>
-    </w:p>
-    <w:p>
-      <w:pPr>
-        <w:spacing w:after="100" w:before="0" w:line="320"/>
-        <w:ind w:firstLine="210"/>
-        <w:jc w:val="left"/>
-      </w:pPr>
-      <w:r>
-        <w:rPr>
-          <w:rFonts w:ascii="ＭＳ 明朝" w:cs="ＭＳ 明朝" w:eastAsia="ＭＳ 明朝" w:hAnsi="ＭＳ 明朝"/>
-          <w:sz w:val="21"/>
-          <w:szCs w:val="21"/>
-        </w:rPr>
-        <w:t xml:space="preserve">議長は、株式会社GolderがEARTH昭和町ビル2階について締結する事業用賃貸借契約に関し、当会社が株式会社Golder及び同契約の連帯保証人である髙比康充との間で「連帯保証人の交代及びオフィス退去に関する覚書」（当会社が株式会社Golderの退去費用を分担して負担すること等を内容とするもの）を締結したい旨を述べ、その内容を別紙のとおり説明した。</w:t>
-      </w:r>
-    </w:p>
-    <w:p>
-      <w:pPr>
-        <w:spacing w:after="100" w:before="0" w:line="320"/>
-        <w:ind w:firstLine="210"/>
-        <w:jc w:val="left"/>
-      </w:pPr>
-      <w:r>
-        <w:rPr>
-          <w:rFonts w:ascii="ＭＳ 明朝" w:cs="ＭＳ 明朝" w:eastAsia="ＭＳ 明朝" w:hAnsi="ＭＳ 明朝"/>
-          <w:sz w:val="21"/>
-          <w:szCs w:val="21"/>
-        </w:rPr>
-        <w:t xml:space="preserve">議長は、本取引についても、当会社の代表取締役 辰己 逸奎が株式会社Golderの代表取締役を兼任しているため会社法第356条第1項に定める利益相反取引に該当することから、重要な事実を開示したうえで承認を求める旨を述べた。</w:t>
-      </w:r>
-    </w:p>
-    <w:p>
-      <w:pPr>
-        <w:spacing w:after="100" w:before="0" w:line="320"/>
-        <w:ind w:firstLine="210"/>
-        <w:jc w:val="left"/>
-      </w:pPr>
-      <w:r>
-        <w:rPr>
-          <w:rFonts w:ascii="ＭＳ 明朝" w:cs="ＭＳ 明朝" w:eastAsia="ＭＳ 明朝" w:hAnsi="ＭＳ 明朝"/>
-          <w:sz w:val="21"/>
-          <w:szCs w:val="21"/>
-        </w:rPr>
-        <w:t xml:space="preserve">議長が本議案の承認を議場に諮ったところ、出席株主の議決権の過半数の賛成をもって、原案どおり承認可決された。</w:t>
-      </w:r>
-    </w:p>
-    <w:p>
-      <w:pPr>
         <w:spacing w:after="0" w:before="0" w:line="320"/>
         <w:jc w:val="left"/>
       </w:pPr>
@@ -1851,7 +1729,7 @@
           <w:sz w:val="20"/>
           <w:szCs w:val="20"/>
         </w:rPr>
-        <w:t xml:space="preserve">別紙：①事務所共同利用に関する同意書の合意解約書（案）　②連帯保証人の交代及びオフィス退去に関する覚書（案）</w:t>
+        <w:t xml:space="preserve">別紙：事務所共同利用に関する同意書の合意解約書（案）</w:t>
       </w:r>
     </w:p>
     <w:sectPr>
